--- a/Functionality Explained.docx
+++ b/Functionality Explained.docx
@@ -11,18 +11,10 @@
       </w:pPr>
       <w:r>
         <w:rPr>
-          <w:rFonts w:ascii="Segoe UI Emoji" w:hAnsi="Segoe UI Emoji" w:cs="Segoe UI Emoji"/>
-          <w:b/>
-          <w:bCs/>
-        </w:rPr>
-        <w:t>⭐</w:t>
-      </w:r>
-      <w:r>
-        <w:rPr>
-          <w:b/>
-          <w:bCs/>
-        </w:rPr>
-        <w:t xml:space="preserve"> ATS ENGINE — High</w:t>
+          <w:b/>
+          <w:bCs/>
+        </w:rPr>
+        <w:t>High</w:t>
       </w:r>
       <w:r>
         <w:rPr>
@@ -30,7 +22,14 @@
           <w:bCs/>
         </w:rPr>
         <w:noBreakHyphen/>
-        <w:t>Level Summary of All Rules (Human Tone)</w:t>
+        <w:t xml:space="preserve">Level Summary of All </w:t>
+      </w:r>
+      <w:r>
+        <w:rPr>
+          <w:b/>
+          <w:bCs/>
+        </w:rPr>
+        <w:t>Functionality</w:t>
       </w:r>
     </w:p>
     <w:p>
@@ -1580,19 +1579,11 @@
       </w:pPr>
       <w:r>
         <w:rPr>
-          <w:rFonts w:ascii="Segoe UI Emoji" w:hAnsi="Segoe UI Emoji" w:cs="Segoe UI Emoji"/>
           <w:b/>
           <w:bCs/>
         </w:rPr>
         <w:lastRenderedPageBreak/>
-        <w:t>⭐</w:t>
-      </w:r>
-      <w:r>
-        <w:rPr>
-          <w:b/>
-          <w:bCs/>
-        </w:rPr>
-        <w:t xml:space="preserve"> How YOU use the whole system (in human terms)</w:t>
+        <w:t>How YOU use the whole system (in human terms)</w:t>
       </w:r>
     </w:p>
     <w:p>
@@ -5039,6 +5030,7 @@
   <w:style w:type="character" w:default="1" w:styleId="DefaultParagraphFont">
     <w:name w:val="Default Paragraph Font"/>
     <w:uiPriority w:val="1"/>
+    <w:semiHidden/>
     <w:unhideWhenUsed/>
   </w:style>
   <w:style w:type="table" w:default="1" w:styleId="TableNormal">
